--- a/paper/v2/CAST_v2_피드백대응표.docx
+++ b/paper/v2/CAST_v2_피드백대응표.docx
@@ -52,7 +52,7 @@
           <w:b w:val="0"/>
           <w:sz w:val="20"/>
         </w:rPr>
-        <w:t>66항목: 반영 60, 일부 반영 4(P2, M4c, M10a, m10), 반영 못 함 1(M7f), 해당 없음 1(m6).</w:t>
+        <w:t>66항목: 반영 59, 일부 반영 5(P2, M4c, M4d, M10a, m10), 반영 못 함 1(M7f), 해당 없음 1(m6).</w:t>
       </w:r>
     </w:p>
     <w:p>
@@ -112,7 +112,7 @@
       <w:tr>
         <w:tc>
           <w:tcPr>
-            <w:tcW w:type="dxa" w:w="932"/>
+            <w:tcW w:type="dxa" w:w="930"/>
           </w:tcPr>
           <w:p>
             <w:pPr>
@@ -131,7 +131,7 @@
         </w:tc>
         <w:tc>
           <w:tcPr>
-            <w:tcW w:type="dxa" w:w="2259"/>
+            <w:tcW w:type="dxa" w:w="2252"/>
           </w:tcPr>
           <w:p>
             <w:pPr>
@@ -150,7 +150,7 @@
         </w:tc>
         <w:tc>
           <w:tcPr>
-            <w:tcW w:type="dxa" w:w="4099"/>
+            <w:tcW w:type="dxa" w:w="4117"/>
           </w:tcPr>
           <w:p>
             <w:pPr>
@@ -169,7 +169,7 @@
         </w:tc>
         <w:tc>
           <w:tcPr>
-            <w:tcW w:type="dxa" w:w="2347"/>
+            <w:tcW w:type="dxa" w:w="2339"/>
           </w:tcPr>
           <w:p>
             <w:pPr>
@@ -190,7 +190,7 @@
       <w:tr>
         <w:tc>
           <w:tcPr>
-            <w:tcW w:type="dxa" w:w="932"/>
+            <w:tcW w:type="dxa" w:w="930"/>
           </w:tcPr>
           <w:p>
             <w:pPr>
@@ -209,7 +209,7 @@
         </w:tc>
         <w:tc>
           <w:tcPr>
-            <w:tcW w:type="dxa" w:w="2259"/>
+            <w:tcW w:type="dxa" w:w="2252"/>
           </w:tcPr>
           <w:p>
             <w:pPr>
@@ -228,7 +228,7 @@
         </w:tc>
         <w:tc>
           <w:tcPr>
-            <w:tcW w:type="dxa" w:w="4099"/>
+            <w:tcW w:type="dxa" w:w="4117"/>
           </w:tcPr>
           <w:p>
             <w:pPr>
@@ -247,7 +247,7 @@
         </w:tc>
         <w:tc>
           <w:tcPr>
-            <w:tcW w:type="dxa" w:w="2347"/>
+            <w:tcW w:type="dxa" w:w="2339"/>
           </w:tcPr>
           <w:p>
             <w:pPr>
@@ -268,7 +268,7 @@
       <w:tr>
         <w:tc>
           <w:tcPr>
-            <w:tcW w:type="dxa" w:w="932"/>
+            <w:tcW w:type="dxa" w:w="930"/>
           </w:tcPr>
           <w:p>
             <w:pPr>
@@ -287,7 +287,7 @@
         </w:tc>
         <w:tc>
           <w:tcPr>
-            <w:tcW w:type="dxa" w:w="2259"/>
+            <w:tcW w:type="dxa" w:w="2252"/>
           </w:tcPr>
           <w:p>
             <w:pPr>
@@ -306,7 +306,7 @@
         </w:tc>
         <w:tc>
           <w:tcPr>
-            <w:tcW w:type="dxa" w:w="4099"/>
+            <w:tcW w:type="dxa" w:w="4117"/>
           </w:tcPr>
           <w:p>
             <w:pPr>
@@ -325,7 +325,7 @@
         </w:tc>
         <w:tc>
           <w:tcPr>
-            <w:tcW w:type="dxa" w:w="2347"/>
+            <w:tcW w:type="dxa" w:w="2339"/>
           </w:tcPr>
           <w:p>
             <w:pPr>
@@ -346,7 +346,7 @@
       <w:tr>
         <w:tc>
           <w:tcPr>
-            <w:tcW w:type="dxa" w:w="932"/>
+            <w:tcW w:type="dxa" w:w="930"/>
           </w:tcPr>
           <w:p>
             <w:pPr>
@@ -365,7 +365,7 @@
         </w:tc>
         <w:tc>
           <w:tcPr>
-            <w:tcW w:type="dxa" w:w="2259"/>
+            <w:tcW w:type="dxa" w:w="2252"/>
           </w:tcPr>
           <w:p>
             <w:pPr>
@@ -384,7 +384,7 @@
         </w:tc>
         <w:tc>
           <w:tcPr>
-            <w:tcW w:type="dxa" w:w="4099"/>
+            <w:tcW w:type="dxa" w:w="4117"/>
           </w:tcPr>
           <w:p>
             <w:pPr>
@@ -397,13 +397,13 @@
                 <w:b w:val="0"/>
                 <w:sz w:val="17"/>
               </w:rPr>
-              <w:t>표 5(등급별 예산과 실행 시간), 3.1(학습 2021~2023, 검증 2024, 시험 2025, Adam, 학습률, 회차, 조기 종료)</w:t>
-            </w:r>
-          </w:p>
-        </w:tc>
-        <w:tc>
-          <w:tcPr>
-            <w:tcW w:type="dxa" w:w="2347"/>
+              <w:t>표 5(등급별 미룸 허용치와 실행 시간), 3.1(학습 2021~2023, 검증 2024, 시험 2025, Adam, 학습률, 회차, 조기 종료)</w:t>
+            </w:r>
+          </w:p>
+        </w:tc>
+        <w:tc>
+          <w:tcPr>
+            <w:tcW w:type="dxa" w:w="2339"/>
           </w:tcPr>
           <w:p>
             <w:pPr>
@@ -424,7 +424,7 @@
       <w:tr>
         <w:tc>
           <w:tcPr>
-            <w:tcW w:type="dxa" w:w="932"/>
+            <w:tcW w:type="dxa" w:w="930"/>
           </w:tcPr>
           <w:p>
             <w:pPr>
@@ -443,7 +443,7 @@
         </w:tc>
         <w:tc>
           <w:tcPr>
-            <w:tcW w:type="dxa" w:w="2259"/>
+            <w:tcW w:type="dxa" w:w="2252"/>
           </w:tcPr>
           <w:p>
             <w:pPr>
@@ -462,7 +462,7 @@
         </w:tc>
         <w:tc>
           <w:tcPr>
-            <w:tcW w:type="dxa" w:w="4099"/>
+            <w:tcW w:type="dxa" w:w="4117"/>
           </w:tcPr>
           <w:p>
             <w:pPr>
@@ -475,13 +475,13 @@
                 <w:b w:val="0"/>
                 <w:sz w:val="17"/>
               </w:rPr>
-              <w:t>표 10이 무릎점과 같은 지연의 고정 α 짝을 아홉 조건에서 견준다. 4.5에 슬롯별 α 분포(0.6이 48.3%, 0.5가 40.7%)와 시간대별 평균(UTC 3~8시 0.52~0.53, 13~17시 0.59~0.61)을 넣었고, α는 슬롯마다 하나라 리전별 분포 대신 리전별 실행 비중을 4.3에 적었다. 첫 주 자료로 고른 고정 α(0.5687)는 72.86%다(4.5)</w:t>
-            </w:r>
-          </w:p>
-        </w:tc>
-        <w:tc>
-          <w:tcPr>
-            <w:tcW w:type="dxa" w:w="2347"/>
+              <w:t>표 10이 무릎점과 같은 지연의 고정 α 짝을 아홉 조건에서 견준다. 4.5에 슬롯별 α 분포(0.6이 48.3%, 0.5가 40.7%)와 시간대별 평균(UTC 3~8시 0.52~0.53, 13~17시 0.58~0.61)을 넣었고, α는 슬롯마다 하나라 리전별 분포 대신 리전별 실행 비중을 4.3에 적었다. 첫 주 자료로 고른 고정 α(0.5687)는 72.86%다(4.5)</w:t>
+            </w:r>
+          </w:p>
+        </w:tc>
+        <w:tc>
+          <w:tcPr>
+            <w:tcW w:type="dxa" w:w="2339"/>
           </w:tcPr>
           <w:p>
             <w:pPr>
@@ -502,7 +502,7 @@
       <w:tr>
         <w:tc>
           <w:tcPr>
-            <w:tcW w:type="dxa" w:w="932"/>
+            <w:tcW w:type="dxa" w:w="930"/>
           </w:tcPr>
           <w:p>
             <w:pPr>
@@ -521,7 +521,7 @@
         </w:tc>
         <w:tc>
           <w:tcPr>
-            <w:tcW w:type="dxa" w:w="2259"/>
+            <w:tcW w:type="dxa" w:w="2252"/>
           </w:tcPr>
           <w:p>
             <w:pPr>
@@ -540,7 +540,7 @@
         </w:tc>
         <w:tc>
           <w:tcPr>
-            <w:tcW w:type="dxa" w:w="4099"/>
+            <w:tcW w:type="dxa" w:w="4117"/>
           </w:tcPr>
           <w:p>
             <w:pPr>
@@ -553,13 +553,13 @@
                 <w:b w:val="0"/>
                 <w:sz w:val="17"/>
               </w:rPr>
-              <w:t>표 13(정책별 원문 설정 대 재구현: 목적, 용량, 예측, 마감, 바꾼 점. 가장 가까운 대조군인 도착 고정형(Zanotto 등)의 행 포함), 표 14(같은 회계, 실행 시간 가중 지연, 필요 용량), 4.8 정책별 문단. 수식과 구현 판단은 첨부자료로 뺀다</w:t>
-            </w:r>
-          </w:p>
-        </w:tc>
-        <w:tc>
-          <w:tcPr>
-            <w:tcW w:type="dxa" w:w="2347"/>
+              <w:t>표 13(정책별 원문 설정 대 재구현: 목적, 용량, 예측, 마감, 바꾼 점. 가장 가까운 대조군인 도착 고정형(Zanotto 등)의 행 포함), 표 14(같은 회계, 실행 시간 가중 지연, 필요 용량), 4.8 정책별 문단. 수식과 구현 판단은 투고 때 첨부자료로 낼 예정이다(전체판에는 없다)</w:t>
+            </w:r>
+          </w:p>
+        </w:tc>
+        <w:tc>
+          <w:tcPr>
+            <w:tcW w:type="dxa" w:w="2339"/>
           </w:tcPr>
           <w:p>
             <w:pPr>
@@ -580,7 +580,7 @@
       <w:tr>
         <w:tc>
           <w:tcPr>
-            <w:tcW w:type="dxa" w:w="932"/>
+            <w:tcW w:type="dxa" w:w="930"/>
           </w:tcPr>
           <w:p>
             <w:pPr>
@@ -599,7 +599,7 @@
         </w:tc>
         <w:tc>
           <w:tcPr>
-            <w:tcW w:type="dxa" w:w="2259"/>
+            <w:tcW w:type="dxa" w:w="2252"/>
           </w:tcPr>
           <w:p>
             <w:pPr>
@@ -618,7 +618,7 @@
         </w:tc>
         <w:tc>
           <w:tcPr>
-            <w:tcW w:type="dxa" w:w="4099"/>
+            <w:tcW w:type="dxa" w:w="4117"/>
           </w:tcPr>
           <w:p>
             <w:pPr>
@@ -637,7 +637,7 @@
         </w:tc>
         <w:tc>
           <w:tcPr>
-            <w:tcW w:type="dxa" w:w="2347"/>
+            <w:tcW w:type="dxa" w:w="2339"/>
           </w:tcPr>
           <w:p>
             <w:pPr>
@@ -1618,7 +1618,7 @@
       <w:tr>
         <w:tc>
           <w:tcPr>
-            <w:tcW w:type="dxa" w:w="1047"/>
+            <w:tcW w:type="dxa" w:w="1021"/>
           </w:tcPr>
           <w:p>
             <w:pPr>
@@ -1637,7 +1637,7 @@
         </w:tc>
         <w:tc>
           <w:tcPr>
-            <w:tcW w:type="dxa" w:w="2474"/>
+            <w:tcW w:type="dxa" w:w="2370"/>
           </w:tcPr>
           <w:p>
             <w:pPr>
@@ -1656,7 +1656,7 @@
         </w:tc>
         <w:tc>
           <w:tcPr>
-            <w:tcW w:type="dxa" w:w="4048"/>
+            <w:tcW w:type="dxa" w:w="4239"/>
           </w:tcPr>
           <w:p>
             <w:pPr>
@@ -1675,7 +1675,7 @@
         </w:tc>
         <w:tc>
           <w:tcPr>
-            <w:tcW w:type="dxa" w:w="2069"/>
+            <w:tcW w:type="dxa" w:w="2007"/>
           </w:tcPr>
           <w:p>
             <w:pPr>
@@ -1696,7 +1696,7 @@
       <w:tr>
         <w:tc>
           <w:tcPr>
-            <w:tcW w:type="dxa" w:w="1047"/>
+            <w:tcW w:type="dxa" w:w="1021"/>
           </w:tcPr>
           <w:p>
             <w:pPr>
@@ -1715,7 +1715,7 @@
         </w:tc>
         <w:tc>
           <w:tcPr>
-            <w:tcW w:type="dxa" w:w="2474"/>
+            <w:tcW w:type="dxa" w:w="2370"/>
           </w:tcPr>
           <w:p>
             <w:pPr>
@@ -1734,7 +1734,7 @@
         </w:tc>
         <w:tc>
           <w:tcPr>
-            <w:tcW w:type="dxa" w:w="4048"/>
+            <w:tcW w:type="dxa" w:w="4239"/>
           </w:tcPr>
           <w:p>
             <w:pPr>
@@ -1753,7 +1753,7 @@
         </w:tc>
         <w:tc>
           <w:tcPr>
-            <w:tcW w:type="dxa" w:w="2069"/>
+            <w:tcW w:type="dxa" w:w="2007"/>
           </w:tcPr>
           <w:p>
             <w:pPr>
@@ -1774,7 +1774,7 @@
       <w:tr>
         <w:tc>
           <w:tcPr>
-            <w:tcW w:type="dxa" w:w="1047"/>
+            <w:tcW w:type="dxa" w:w="1021"/>
           </w:tcPr>
           <w:p>
             <w:pPr>
@@ -1793,7 +1793,7 @@
         </w:tc>
         <w:tc>
           <w:tcPr>
-            <w:tcW w:type="dxa" w:w="2474"/>
+            <w:tcW w:type="dxa" w:w="2370"/>
           </w:tcPr>
           <w:p>
             <w:pPr>
@@ -1812,7 +1812,7 @@
         </w:tc>
         <w:tc>
           <w:tcPr>
-            <w:tcW w:type="dxa" w:w="4048"/>
+            <w:tcW w:type="dxa" w:w="4239"/>
           </w:tcPr>
           <w:p>
             <w:pPr>
@@ -1825,13 +1825,13 @@
                 <w:b w:val="0"/>
                 <w:sz w:val="17"/>
               </w:rPr>
-              <w:t>용량을 모든 대기 작업이 함께 보는 제약으로 두었다(식 (11b)(12), 3.4)</w:t>
-            </w:r>
-          </w:p>
-        </w:tc>
-        <w:tc>
-          <w:tcPr>
-            <w:tcW w:type="dxa" w:w="2069"/>
+              <w:t>용량을 모든 대기 작업이 함께 보는 제약으로 두었다(식 (11b)(12), 3.3; 설명은 3.4)</w:t>
+            </w:r>
+          </w:p>
+        </w:tc>
+        <w:tc>
+          <w:tcPr>
+            <w:tcW w:type="dxa" w:w="2007"/>
           </w:tcPr>
           <w:p>
             <w:pPr>
@@ -1852,7 +1852,7 @@
       <w:tr>
         <w:tc>
           <w:tcPr>
-            <w:tcW w:type="dxa" w:w="1047"/>
+            <w:tcW w:type="dxa" w:w="1021"/>
           </w:tcPr>
           <w:p>
             <w:pPr>
@@ -1871,7 +1871,7 @@
         </w:tc>
         <w:tc>
           <w:tcPr>
-            <w:tcW w:type="dxa" w:w="2474"/>
+            <w:tcW w:type="dxa" w:w="2370"/>
           </w:tcPr>
           <w:p>
             <w:pPr>
@@ -1890,7 +1890,7 @@
         </w:tc>
         <w:tc>
           <w:tcPr>
-            <w:tcW w:type="dxa" w:w="4048"/>
+            <w:tcW w:type="dxa" w:w="4239"/>
           </w:tcPr>
           <w:p>
             <w:pPr>
@@ -1909,7 +1909,7 @@
         </w:tc>
         <w:tc>
           <w:tcPr>
-            <w:tcW w:type="dxa" w:w="2069"/>
+            <w:tcW w:type="dxa" w:w="2007"/>
           </w:tcPr>
           <w:p>
             <w:pPr>
@@ -1930,7 +1930,7 @@
       <w:tr>
         <w:tc>
           <w:tcPr>
-            <w:tcW w:type="dxa" w:w="1047"/>
+            <w:tcW w:type="dxa" w:w="1021"/>
           </w:tcPr>
           <w:p>
             <w:pPr>
@@ -1949,7 +1949,7 @@
         </w:tc>
         <w:tc>
           <w:tcPr>
-            <w:tcW w:type="dxa" w:w="2474"/>
+            <w:tcW w:type="dxa" w:w="2370"/>
           </w:tcPr>
           <w:p>
             <w:pPr>
@@ -1968,7 +1968,7 @@
         </w:tc>
         <w:tc>
           <w:tcPr>
-            <w:tcW w:type="dxa" w:w="4048"/>
+            <w:tcW w:type="dxa" w:w="4239"/>
           </w:tcPr>
           <w:p>
             <w:pPr>
@@ -1981,13 +1981,13 @@
                 <w:b w:val="0"/>
                 <w:sz w:val="17"/>
               </w:rPr>
-              <w:t>계절이 다른 네 주(합성, 이용률 8.4%)에서 오프라인 하한, 곧 (P0)를 한 주로 자르고 용량을 슬롯 단위로 완화한 문제와 견주었다. 완전예지·고정 α로 0.13~0.64%포인트, LSTM에서 CAST 1.16~2.22 대 도착 고정형 2.56~3.63%포인트(4.5)</w:t>
-            </w:r>
-          </w:p>
-        </w:tc>
-        <w:tc>
-          <w:tcPr>
-            <w:tcW w:type="dxa" w:w="2069"/>
+              <w:t>계절이 다른 네 주(합성, 이용률 8.4%)에서 오프라인 하한, 곧 (P0)를 한 주로 자르고 용량을 슬롯 단위로 완화한 문제와 견주었다. 완전예지·고정 α로 0.13~0.64%포인트, LSTM에서 CAST 1.16~2.22 대 도착 고정형 2.56~3.63%포인트(4.5). 무릎점의 격차는 완전예지 1.87~2.77, LSTM 3.11~6.49%포인트이고, 하한은 통째로 덮는 실행만 세는 완화라 격차를 크게 잰 값이다</w:t>
+            </w:r>
+          </w:p>
+        </w:tc>
+        <w:tc>
+          <w:tcPr>
+            <w:tcW w:type="dxa" w:w="2007"/>
           </w:tcPr>
           <w:p>
             <w:pPr>
@@ -2042,7 +2042,7 @@
       <w:tr>
         <w:tc>
           <w:tcPr>
-            <w:tcW w:type="dxa" w:w="1029"/>
+            <w:tcW w:type="dxa" w:w="1018"/>
           </w:tcPr>
           <w:p>
             <w:pPr>
@@ -2061,7 +2061,7 @@
         </w:tc>
         <w:tc>
           <w:tcPr>
-            <w:tcW w:type="dxa" w:w="2431"/>
+            <w:tcW w:type="dxa" w:w="2386"/>
           </w:tcPr>
           <w:p>
             <w:pPr>
@@ -2080,7 +2080,7 @@
         </w:tc>
         <w:tc>
           <w:tcPr>
-            <w:tcW w:type="dxa" w:w="4031"/>
+            <w:tcW w:type="dxa" w:w="4056"/>
           </w:tcPr>
           <w:p>
             <w:pPr>
@@ -2099,7 +2099,7 @@
         </w:tc>
         <w:tc>
           <w:tcPr>
-            <w:tcW w:type="dxa" w:w="2146"/>
+            <w:tcW w:type="dxa" w:w="2178"/>
           </w:tcPr>
           <w:p>
             <w:pPr>
@@ -2120,7 +2120,7 @@
       <w:tr>
         <w:tc>
           <w:tcPr>
-            <w:tcW w:type="dxa" w:w="1029"/>
+            <w:tcW w:type="dxa" w:w="1018"/>
           </w:tcPr>
           <w:p>
             <w:pPr>
@@ -2139,7 +2139,7 @@
         </w:tc>
         <w:tc>
           <w:tcPr>
-            <w:tcW w:type="dxa" w:w="2431"/>
+            <w:tcW w:type="dxa" w:w="2386"/>
           </w:tcPr>
           <w:p>
             <w:pPr>
@@ -2158,7 +2158,7 @@
         </w:tc>
         <w:tc>
           <w:tcPr>
-            <w:tcW w:type="dxa" w:w="4031"/>
+            <w:tcW w:type="dxa" w:w="4056"/>
           </w:tcPr>
           <w:p>
             <w:pPr>
@@ -2171,13 +2171,13 @@
                 <w:b w:val="0"/>
                 <w:sz w:val="17"/>
               </w:rPr>
-              <w:t>모든 설계 비교를 실행 시간 가중 왕복 지연 0.6 ms 안의 짝으로 하고 7일 블록 부트스트랩 신뢰구간을 붙였다(4.1, 표 8, 표 10). 결과: 다시 풀지 않는 설계보다 합성 0.96%포인트(0.51~1.46), Azure 2.53%포인트, 대피형보다 0.91, 1.99%포인트</w:t>
-            </w:r>
-          </w:p>
-        </w:tc>
-        <w:tc>
-          <w:tcPr>
-            <w:tcW w:type="dxa" w:w="2146"/>
+              <w:t>핵심 설계 비교(표 8, 표 10, 표 12)를 실행 시간 가중 왕복 지연 0.6 ms 안의 짝으로 하고 7일 블록 부트스트랩 신뢰구간을 붙였다(4.1, 표 8, 표 10). 결과: 다시 풀지 않는 설계보다 합성 0.96%포인트(0.51~1.46), Azure 2.53%포인트, 대피형보다 0.91, 1.99%포인트</w:t>
+            </w:r>
+          </w:p>
+        </w:tc>
+        <w:tc>
+          <w:tcPr>
+            <w:tcW w:type="dxa" w:w="2178"/>
           </w:tcPr>
           <w:p>
             <w:pPr>
@@ -2190,7 +2190,7 @@
                 <w:b w:val="0"/>
                 <w:sz w:val="17"/>
               </w:rPr>
-              <w:t>맞춤 오차(Azure 짝 0.58~0.70 ms)는 신뢰구간에 들어 있지 않다(5장)</w:t>
+              <w:t>맞춤 오차(Azure 짝 0.20~0.58 ms)는 신뢰구간에 들어 있지 않다(5장)</w:t>
             </w:r>
           </w:p>
         </w:tc>
@@ -2198,7 +2198,7 @@
       <w:tr>
         <w:tc>
           <w:tcPr>
-            <w:tcW w:type="dxa" w:w="1029"/>
+            <w:tcW w:type="dxa" w:w="1018"/>
           </w:tcPr>
           <w:p>
             <w:pPr>
@@ -2217,7 +2217,7 @@
         </w:tc>
         <w:tc>
           <w:tcPr>
-            <w:tcW w:type="dxa" w:w="2431"/>
+            <w:tcW w:type="dxa" w:w="2386"/>
           </w:tcPr>
           <w:p>
             <w:pPr>
@@ -2236,7 +2236,7 @@
         </w:tc>
         <w:tc>
           <w:tcPr>
-            <w:tcW w:type="dxa" w:w="4031"/>
+            <w:tcW w:type="dxa" w:w="4056"/>
           </w:tcPr>
           <w:p>
             <w:pPr>
@@ -2255,7 +2255,7 @@
         </w:tc>
         <w:tc>
           <w:tcPr>
-            <w:tcW w:type="dxa" w:w="2146"/>
+            <w:tcW w:type="dxa" w:w="2178"/>
           </w:tcPr>
           <w:p>
             <w:pPr>
@@ -2276,7 +2276,7 @@
       <w:tr>
         <w:tc>
           <w:tcPr>
-            <w:tcW w:type="dxa" w:w="1029"/>
+            <w:tcW w:type="dxa" w:w="1018"/>
           </w:tcPr>
           <w:p>
             <w:pPr>
@@ -2295,7 +2295,7 @@
         </w:tc>
         <w:tc>
           <w:tcPr>
-            <w:tcW w:type="dxa" w:w="2431"/>
+            <w:tcW w:type="dxa" w:w="2386"/>
           </w:tcPr>
           <w:p>
             <w:pPr>
@@ -2314,7 +2314,7 @@
         </w:tc>
         <w:tc>
           <w:tcPr>
-            <w:tcW w:type="dxa" w:w="4031"/>
+            <w:tcW w:type="dxa" w:w="4056"/>
           </w:tcPr>
           <w:p>
             <w:pPr>
@@ -2327,13 +2327,13 @@
                 <w:b w:val="0"/>
                 <w:sz w:val="17"/>
               </w:rPr>
-              <w:t>3.4에 지연을 예산 안에서도 낮출 이유를 적었고, 4.3에 α=1이면 작업시간의 99.9%가 프랑스로 가 지연 121 ms를 쓴다고 보였다. α=1 결과(95.65%)는 모든 표에 함께 싣는다. 지연 한도가 걸리지 않으므로 "α=1에 지연 예산"은 표의 α=1 행과 같다고 3.4에 밝혔다</w:t>
-            </w:r>
-          </w:p>
-        </w:tc>
-        <w:tc>
-          <w:tcPr>
-            <w:tcW w:type="dxa" w:w="2146"/>
+              <w:t>3.4에 왕복 지연을 상한 안에서도 낮출 이유를 적었고, 3.4와 4.3에 α=1이면 작업시간의 99.9%가 프랑스에서 돌고 지연 121 ms를 쓴다고 보였다. α=1 결과(95.65%)는 표 6, 7, 9, 11, 14에 함께 싣는다. 지연 한도가 걸리지 않으므로 "α=1에 지연 한도"는 표의 α=1 행과 같다고 3.4에 밝혔다</w:t>
+            </w:r>
+          </w:p>
+        </w:tc>
+        <w:tc>
+          <w:tcPr>
+            <w:tcW w:type="dxa" w:w="2178"/>
           </w:tcPr>
           <w:p>
             <w:pPr>
@@ -2354,7 +2354,7 @@
       <w:tr>
         <w:tc>
           <w:tcPr>
-            <w:tcW w:type="dxa" w:w="1029"/>
+            <w:tcW w:type="dxa" w:w="1018"/>
           </w:tcPr>
           <w:p>
             <w:pPr>
@@ -2373,7 +2373,7 @@
         </w:tc>
         <w:tc>
           <w:tcPr>
-            <w:tcW w:type="dxa" w:w="2431"/>
+            <w:tcW w:type="dxa" w:w="2386"/>
           </w:tcPr>
           <w:p>
             <w:pPr>
@@ -2392,7 +2392,7 @@
         </w:tc>
         <w:tc>
           <w:tcPr>
-            <w:tcW w:type="dxa" w:w="4031"/>
+            <w:tcW w:type="dxa" w:w="4056"/>
           </w:tcPr>
           <w:p>
             <w:pPr>
@@ -2405,13 +2405,13 @@
                 <w:b w:val="0"/>
                 <w:sz w:val="17"/>
               </w:rPr>
-              <w:t>CAST 비용식 (7)에는 등급 가중치가 없다. 지연 항이 등급과 무관하다는 것은 설계 선택으로 5장 한계에 적었다</w:t>
-            </w:r>
-          </w:p>
-        </w:tc>
-        <w:tc>
-          <w:tcPr>
-            <w:tcW w:type="dxa" w:w="2146"/>
+              <w:t>(일부 반영) CAST 비용식 (7)에는 등급 가중치가 없다. 지연 항이 등급과 무관하다는 것은 설계 선택으로 5장 한계에 적었다</w:t>
+            </w:r>
+          </w:p>
+        </w:tc>
+        <w:tc>
+          <w:tcPr>
+            <w:tcW w:type="dxa" w:w="2178"/>
           </w:tcPr>
           <w:p>
             <w:pPr>
@@ -2424,7 +2424,7 @@
                 <w:b w:val="0"/>
                 <w:sz w:val="17"/>
               </w:rPr>
-              <w:t>등급별 비용을 두면 결과가 달라질 수 있다</w:t>
+              <w:t>등급별 비용 실험은 없다. 등급별 비용을 두면 결과가 달라질 수 있다</w:t>
             </w:r>
           </w:p>
         </w:tc>
@@ -2432,7 +2432,7 @@
       <w:tr>
         <w:tc>
           <w:tcPr>
-            <w:tcW w:type="dxa" w:w="1029"/>
+            <w:tcW w:type="dxa" w:w="1018"/>
           </w:tcPr>
           <w:p>
             <w:pPr>
@@ -2451,7 +2451,7 @@
         </w:tc>
         <w:tc>
           <w:tcPr>
-            <w:tcW w:type="dxa" w:w="2431"/>
+            <w:tcW w:type="dxa" w:w="2386"/>
           </w:tcPr>
           <w:p>
             <w:pPr>
@@ -2470,7 +2470,7 @@
         </w:tc>
         <w:tc>
           <w:tcPr>
-            <w:tcW w:type="dxa" w:w="4031"/>
+            <w:tcW w:type="dxa" w:w="4056"/>
           </w:tcPr>
           <w:p>
             <w:pPr>
@@ -2489,7 +2489,7 @@
         </w:tc>
         <w:tc>
           <w:tcPr>
-            <w:tcW w:type="dxa" w:w="2146"/>
+            <w:tcW w:type="dxa" w:w="2178"/>
           </w:tcPr>
           <w:p>
             <w:pPr>
@@ -2510,7 +2510,7 @@
       <w:tr>
         <w:tc>
           <w:tcPr>
-            <w:tcW w:type="dxa" w:w="1029"/>
+            <w:tcW w:type="dxa" w:w="1018"/>
           </w:tcPr>
           <w:p>
             <w:pPr>
@@ -2529,7 +2529,7 @@
         </w:tc>
         <w:tc>
           <w:tcPr>
-            <w:tcW w:type="dxa" w:w="2431"/>
+            <w:tcW w:type="dxa" w:w="2386"/>
           </w:tcPr>
           <w:p>
             <w:pPr>
@@ -2548,7 +2548,7 @@
         </w:tc>
         <w:tc>
           <w:tcPr>
-            <w:tcW w:type="dxa" w:w="4031"/>
+            <w:tcW w:type="dxa" w:w="4056"/>
           </w:tcPr>
           <w:p>
             <w:pPr>
@@ -2567,7 +2567,7 @@
         </w:tc>
         <w:tc>
           <w:tcPr>
-            <w:tcW w:type="dxa" w:w="2146"/>
+            <w:tcW w:type="dxa" w:w="2178"/>
           </w:tcPr>
           <w:p>
             <w:pPr>
@@ -2588,7 +2588,7 @@
       <w:tr>
         <w:tc>
           <w:tcPr>
-            <w:tcW w:type="dxa" w:w="1029"/>
+            <w:tcW w:type="dxa" w:w="1018"/>
           </w:tcPr>
           <w:p>
             <w:pPr>
@@ -2607,7 +2607,7 @@
         </w:tc>
         <w:tc>
           <w:tcPr>
-            <w:tcW w:type="dxa" w:w="2431"/>
+            <w:tcW w:type="dxa" w:w="2386"/>
           </w:tcPr>
           <w:p>
             <w:pPr>
@@ -2626,7 +2626,7 @@
         </w:tc>
         <w:tc>
           <w:tcPr>
-            <w:tcW w:type="dxa" w:w="4031"/>
+            <w:tcW w:type="dxa" w:w="4056"/>
           </w:tcPr>
           <w:p>
             <w:pPr>
@@ -2645,7 +2645,7 @@
         </w:tc>
         <w:tc>
           <w:tcPr>
-            <w:tcW w:type="dxa" w:w="2146"/>
+            <w:tcW w:type="dxa" w:w="2178"/>
           </w:tcPr>
           <w:p>
             <w:pPr>
@@ -3280,7 +3280,7 @@
       <w:tr>
         <w:tc>
           <w:tcPr>
-            <w:tcW w:type="dxa" w:w="1086"/>
+            <w:tcW w:type="dxa" w:w="1052"/>
           </w:tcPr>
           <w:p>
             <w:pPr>
@@ -3299,7 +3299,7 @@
         </w:tc>
         <w:tc>
           <w:tcPr>
-            <w:tcW w:type="dxa" w:w="2492"/>
+            <w:tcW w:type="dxa" w:w="2372"/>
           </w:tcPr>
           <w:p>
             <w:pPr>
@@ -3318,7 +3318,7 @@
         </w:tc>
         <w:tc>
           <w:tcPr>
-            <w:tcW w:type="dxa" w:w="3899"/>
+            <w:tcW w:type="dxa" w:w="3600"/>
           </w:tcPr>
           <w:p>
             <w:pPr>
@@ -3337,7 +3337,7 @@
         </w:tc>
         <w:tc>
           <w:tcPr>
-            <w:tcW w:type="dxa" w:w="2160"/>
+            <w:tcW w:type="dxa" w:w="2614"/>
           </w:tcPr>
           <w:p>
             <w:pPr>
@@ -3358,7 +3358,7 @@
       <w:tr>
         <w:tc>
           <w:tcPr>
-            <w:tcW w:type="dxa" w:w="1086"/>
+            <w:tcW w:type="dxa" w:w="1052"/>
           </w:tcPr>
           <w:p>
             <w:pPr>
@@ -3377,7 +3377,7 @@
         </w:tc>
         <w:tc>
           <w:tcPr>
-            <w:tcW w:type="dxa" w:w="2492"/>
+            <w:tcW w:type="dxa" w:w="2372"/>
           </w:tcPr>
           <w:p>
             <w:pPr>
@@ -3396,7 +3396,7 @@
         </w:tc>
         <w:tc>
           <w:tcPr>
-            <w:tcW w:type="dxa" w:w="3899"/>
+            <w:tcW w:type="dxa" w:w="3600"/>
           </w:tcPr>
           <w:p>
             <w:pPr>
@@ -3415,7 +3415,7 @@
         </w:tc>
         <w:tc>
           <w:tcPr>
-            <w:tcW w:type="dxa" w:w="2160"/>
+            <w:tcW w:type="dxa" w:w="2614"/>
           </w:tcPr>
           <w:p>
             <w:pPr>
@@ -3436,7 +3436,7 @@
       <w:tr>
         <w:tc>
           <w:tcPr>
-            <w:tcW w:type="dxa" w:w="1086"/>
+            <w:tcW w:type="dxa" w:w="1052"/>
           </w:tcPr>
           <w:p>
             <w:pPr>
@@ -3455,7 +3455,7 @@
         </w:tc>
         <w:tc>
           <w:tcPr>
-            <w:tcW w:type="dxa" w:w="2492"/>
+            <w:tcW w:type="dxa" w:w="2372"/>
           </w:tcPr>
           <w:p>
             <w:pPr>
@@ -3474,7 +3474,7 @@
         </w:tc>
         <w:tc>
           <w:tcPr>
-            <w:tcW w:type="dxa" w:w="3899"/>
+            <w:tcW w:type="dxa" w:w="3600"/>
           </w:tcPr>
           <w:p>
             <w:pPr>
@@ -3493,7 +3493,7 @@
         </w:tc>
         <w:tc>
           <w:tcPr>
-            <w:tcW w:type="dxa" w:w="2160"/>
+            <w:tcW w:type="dxa" w:w="2614"/>
           </w:tcPr>
           <w:p>
             <w:pPr>
@@ -3514,7 +3514,7 @@
       <w:tr>
         <w:tc>
           <w:tcPr>
-            <w:tcW w:type="dxa" w:w="1086"/>
+            <w:tcW w:type="dxa" w:w="1052"/>
           </w:tcPr>
           <w:p>
             <w:pPr>
@@ -3533,7 +3533,7 @@
         </w:tc>
         <w:tc>
           <w:tcPr>
-            <w:tcW w:type="dxa" w:w="2492"/>
+            <w:tcW w:type="dxa" w:w="2372"/>
           </w:tcPr>
           <w:p>
             <w:pPr>
@@ -3552,7 +3552,7 @@
         </w:tc>
         <w:tc>
           <w:tcPr>
-            <w:tcW w:type="dxa" w:w="3899"/>
+            <w:tcW w:type="dxa" w:w="3600"/>
           </w:tcPr>
           <w:p>
             <w:pPr>
@@ -3571,7 +3571,7 @@
         </w:tc>
         <w:tc>
           <w:tcPr>
-            <w:tcW w:type="dxa" w:w="2160"/>
+            <w:tcW w:type="dxa" w:w="2614"/>
           </w:tcPr>
           <w:p>
             <w:pPr>
@@ -3592,7 +3592,7 @@
       <w:tr>
         <w:tc>
           <w:tcPr>
-            <w:tcW w:type="dxa" w:w="1086"/>
+            <w:tcW w:type="dxa" w:w="1052"/>
           </w:tcPr>
           <w:p>
             <w:pPr>
@@ -3611,7 +3611,7 @@
         </w:tc>
         <w:tc>
           <w:tcPr>
-            <w:tcW w:type="dxa" w:w="2492"/>
+            <w:tcW w:type="dxa" w:w="2372"/>
           </w:tcPr>
           <w:p>
             <w:pPr>
@@ -3630,7 +3630,7 @@
         </w:tc>
         <w:tc>
           <w:tcPr>
-            <w:tcW w:type="dxa" w:w="3899"/>
+            <w:tcW w:type="dxa" w:w="3600"/>
           </w:tcPr>
           <w:p>
             <w:pPr>
@@ -3643,13 +3643,13 @@
                 <w:b w:val="0"/>
                 <w:sz w:val="17"/>
               </w:rPr>
-              <w:t>4.2, 표 6(직전값 48.41, 168시간 전 35.46, 24시간 전 25.27, LSTM 26.10 gCO₂/kWh)</w:t>
-            </w:r>
-          </w:p>
-        </w:tc>
-        <w:tc>
-          <w:tcPr>
-            <w:tcW w:type="dxa" w:w="2160"/>
+              <w:t>4.2 본문(직전값 48.41, 168시간 전 35.46, 24시간 전 25.27, LSTM 26.10 gCO₂/kWh)</w:t>
+            </w:r>
+          </w:p>
+        </w:tc>
+        <w:tc>
+          <w:tcPr>
+            <w:tcW w:type="dxa" w:w="2614"/>
           </w:tcPr>
           <w:p>
             <w:pPr>
@@ -3662,7 +3662,7 @@
                 <w:b w:val="0"/>
                 <w:sz w:val="17"/>
               </w:rPr>
-              <w:t>LSTM의 오차 우위는 인도 하나에서 온다(4.2)</w:t>
+              <w:t>전체 평균 절대 오차는 LSTM(26.10)이 24시간 전 값(25.27)보다 조금 높고, 이 차는 인도 하나에서 온다(인도를 빼면 LSTM 25.47 대 27.24)(4.2)</w:t>
             </w:r>
           </w:p>
         </w:tc>
@@ -3704,7 +3704,7 @@
       <w:tr>
         <w:tc>
           <w:tcPr>
-            <w:tcW w:type="dxa" w:w="1024"/>
+            <w:tcW w:type="dxa" w:w="1015"/>
           </w:tcPr>
           <w:p>
             <w:pPr>
@@ -3723,7 +3723,7 @@
         </w:tc>
         <w:tc>
           <w:tcPr>
-            <w:tcW w:type="dxa" w:w="2421"/>
+            <w:tcW w:type="dxa" w:w="2383"/>
           </w:tcPr>
           <w:p>
             <w:pPr>
@@ -3742,7 +3742,7 @@
         </w:tc>
         <w:tc>
           <w:tcPr>
-            <w:tcW w:type="dxa" w:w="3957"/>
+            <w:tcW w:type="dxa" w:w="4035"/>
           </w:tcPr>
           <w:p>
             <w:pPr>
@@ -3761,7 +3761,7 @@
         </w:tc>
         <w:tc>
           <w:tcPr>
-            <w:tcW w:type="dxa" w:w="2236"/>
+            <w:tcW w:type="dxa" w:w="2205"/>
           </w:tcPr>
           <w:p>
             <w:pPr>
@@ -3782,7 +3782,7 @@
       <w:tr>
         <w:tc>
           <w:tcPr>
-            <w:tcW w:type="dxa" w:w="1024"/>
+            <w:tcW w:type="dxa" w:w="1015"/>
           </w:tcPr>
           <w:p>
             <w:pPr>
@@ -3801,7 +3801,7 @@
         </w:tc>
         <w:tc>
           <w:tcPr>
-            <w:tcW w:type="dxa" w:w="2421"/>
+            <w:tcW w:type="dxa" w:w="2383"/>
           </w:tcPr>
           <w:p>
             <w:pPr>
@@ -3820,7 +3820,7 @@
         </w:tc>
         <w:tc>
           <w:tcPr>
-            <w:tcW w:type="dxa" w:w="3957"/>
+            <w:tcW w:type="dxa" w:w="4035"/>
           </w:tcPr>
           <w:p>
             <w:pPr>
@@ -3833,13 +3833,13 @@
                 <w:b w:val="0"/>
                 <w:sz w:val="17"/>
               </w:rPr>
-              <w:t>비교 축을 필요 용량으로 바꾸었고(4.8), CASPER에 같은 상한 17을 건 판을 더했다. 위반 없이 78.53%(필요 용량 16)다(표 14, 그림 12). CAST α=1(95.65%)과의 차 17.1%포인트는 같은 상한의 공간만도 93.96%이므로 용량 인지의 몫이 아니라 CASPER가 시각을 옮기지 않는 설계에서 온다고 밝히고, 기여 문단에서는 내렸다. 초록에는 더 줄이는 선행 정책 셋 가운데 둘이 1년을 미리 아는 상한 분석이라고 적었다</w:t>
-            </w:r>
-          </w:p>
-        </w:tc>
-        <w:tc>
-          <w:tcPr>
-            <w:tcW w:type="dxa" w:w="2236"/>
+              <w:t>비교 축을 필요 용량으로 바꾸었고(4.8), CASPER에 같은 상한 17을 건 판을 더했다. 위반 없이 78.53%(필요 용량 16)다(표 14, 그림 12). CAST α=1(95.65%)과의 차 17.1%포인트는 같은 상한의 공간만도 93.96%이므로 용량 인지의 몫이 아니라 CASPER가 시각을 옮기지 않는 설계에서 온다고 밝히고, 기여 문단에서는 내렸다. 4.8과 표 13에 Sukprasert가 1년치 탄소를 아는 상한 분석이라고 적었다(초록은 "더 줄이는 선행 정책은 가장 붐빈 리전에 평소의 2.2~9.9배가 필요했다"로 줄였다)</w:t>
+            </w:r>
+          </w:p>
+        </w:tc>
+        <w:tc>
+          <w:tcPr>
+            <w:tcW w:type="dxa" w:w="2205"/>
           </w:tcPr>
           <w:p>
             <w:pPr>
@@ -3860,7 +3860,7 @@
       <w:tr>
         <w:tc>
           <w:tcPr>
-            <w:tcW w:type="dxa" w:w="1024"/>
+            <w:tcW w:type="dxa" w:w="1015"/>
           </w:tcPr>
           <w:p>
             <w:pPr>
@@ -3879,7 +3879,7 @@
         </w:tc>
         <w:tc>
           <w:tcPr>
-            <w:tcW w:type="dxa" w:w="2421"/>
+            <w:tcW w:type="dxa" w:w="2383"/>
           </w:tcPr>
           <w:p>
             <w:pPr>
@@ -3898,7 +3898,7 @@
         </w:tc>
         <w:tc>
           <w:tcPr>
-            <w:tcW w:type="dxa" w:w="3957"/>
+            <w:tcW w:type="dxa" w:w="4035"/>
           </w:tcPr>
           <w:p>
             <w:pPr>
@@ -3917,7 +3917,7 @@
         </w:tc>
         <w:tc>
           <w:tcPr>
-            <w:tcW w:type="dxa" w:w="2236"/>
+            <w:tcW w:type="dxa" w:w="2205"/>
           </w:tcPr>
           <w:p>
             <w:pPr>
@@ -3938,7 +3938,7 @@
       <w:tr>
         <w:tc>
           <w:tcPr>
-            <w:tcW w:type="dxa" w:w="1024"/>
+            <w:tcW w:type="dxa" w:w="1015"/>
           </w:tcPr>
           <w:p>
             <w:pPr>
@@ -3957,7 +3957,7 @@
         </w:tc>
         <w:tc>
           <w:tcPr>
-            <w:tcW w:type="dxa" w:w="2421"/>
+            <w:tcW w:type="dxa" w:w="2383"/>
           </w:tcPr>
           <w:p>
             <w:pPr>
@@ -3976,7 +3976,7 @@
         </w:tc>
         <w:tc>
           <w:tcPr>
-            <w:tcW w:type="dxa" w:w="3957"/>
+            <w:tcW w:type="dxa" w:w="4035"/>
           </w:tcPr>
           <w:p>
             <w:pPr>
@@ -3995,7 +3995,7 @@
         </w:tc>
         <w:tc>
           <w:tcPr>
-            <w:tcW w:type="dxa" w:w="2236"/>
+            <w:tcW w:type="dxa" w:w="2205"/>
           </w:tcPr>
           <w:p>
             <w:pPr>
@@ -4016,7 +4016,7 @@
       <w:tr>
         <w:tc>
           <w:tcPr>
-            <w:tcW w:type="dxa" w:w="1024"/>
+            <w:tcW w:type="dxa" w:w="1015"/>
           </w:tcPr>
           <w:p>
             <w:pPr>
@@ -4035,7 +4035,7 @@
         </w:tc>
         <w:tc>
           <w:tcPr>
-            <w:tcW w:type="dxa" w:w="2421"/>
+            <w:tcW w:type="dxa" w:w="2383"/>
           </w:tcPr>
           <w:p>
             <w:pPr>
@@ -4054,7 +4054,7 @@
         </w:tc>
         <w:tc>
           <w:tcPr>
-            <w:tcW w:type="dxa" w:w="3957"/>
+            <w:tcW w:type="dxa" w:w="4035"/>
           </w:tcPr>
           <w:p>
             <w:pPr>
@@ -4073,7 +4073,7 @@
         </w:tc>
         <w:tc>
           <w:tcPr>
-            <w:tcW w:type="dxa" w:w="2236"/>
+            <w:tcW w:type="dxa" w:w="2205"/>
           </w:tcPr>
           <w:p>
             <w:pPr>
@@ -4094,7 +4094,7 @@
       <w:tr>
         <w:tc>
           <w:tcPr>
-            <w:tcW w:type="dxa" w:w="1024"/>
+            <w:tcW w:type="dxa" w:w="1015"/>
           </w:tcPr>
           <w:p>
             <w:pPr>
@@ -4113,7 +4113,7 @@
         </w:tc>
         <w:tc>
           <w:tcPr>
-            <w:tcW w:type="dxa" w:w="2421"/>
+            <w:tcW w:type="dxa" w:w="2383"/>
           </w:tcPr>
           <w:p>
             <w:pPr>
@@ -4132,7 +4132,7 @@
         </w:tc>
         <w:tc>
           <w:tcPr>
-            <w:tcW w:type="dxa" w:w="3957"/>
+            <w:tcW w:type="dxa" w:w="4035"/>
           </w:tcPr>
           <w:p>
             <w:pPr>
@@ -4151,7 +4151,7 @@
         </w:tc>
         <w:tc>
           <w:tcPr>
-            <w:tcW w:type="dxa" w:w="2236"/>
+            <w:tcW w:type="dxa" w:w="2205"/>
           </w:tcPr>
           <w:p>
             <w:pPr>
@@ -4172,7 +4172,7 @@
       <w:tr>
         <w:tc>
           <w:tcPr>
-            <w:tcW w:type="dxa" w:w="1024"/>
+            <w:tcW w:type="dxa" w:w="1015"/>
           </w:tcPr>
           <w:p>
             <w:pPr>
@@ -4191,7 +4191,7 @@
         </w:tc>
         <w:tc>
           <w:tcPr>
-            <w:tcW w:type="dxa" w:w="2421"/>
+            <w:tcW w:type="dxa" w:w="2383"/>
           </w:tcPr>
           <w:p>
             <w:pPr>
@@ -4210,7 +4210,7 @@
         </w:tc>
         <w:tc>
           <w:tcPr>
-            <w:tcW w:type="dxa" w:w="3957"/>
+            <w:tcW w:type="dxa" w:w="4035"/>
           </w:tcPr>
           <w:p>
             <w:pPr>
@@ -4229,7 +4229,7 @@
         </w:tc>
         <w:tc>
           <w:tcPr>
-            <w:tcW w:type="dxa" w:w="2236"/>
+            <w:tcW w:type="dxa" w:w="2205"/>
           </w:tcPr>
           <w:p>
             <w:pPr>
@@ -5145,7 +5145,7 @@
       <w:tr>
         <w:tc>
           <w:tcPr>
-            <w:tcW w:type="dxa" w:w="929"/>
+            <w:tcW w:type="dxa" w:w="927"/>
           </w:tcPr>
           <w:p>
             <w:pPr>
@@ -5164,7 +5164,7 @@
         </w:tc>
         <w:tc>
           <w:tcPr>
-            <w:tcW w:type="dxa" w:w="1902"/>
+            <w:tcW w:type="dxa" w:w="1895"/>
           </w:tcPr>
           <w:p>
             <w:pPr>
@@ -5183,7 +5183,7 @@
         </w:tc>
         <w:tc>
           <w:tcPr>
-            <w:tcW w:type="dxa" w:w="4595"/>
+            <w:tcW w:type="dxa" w:w="4544"/>
           </w:tcPr>
           <w:p>
             <w:pPr>
@@ -5202,7 +5202,7 @@
         </w:tc>
         <w:tc>
           <w:tcPr>
-            <w:tcW w:type="dxa" w:w="2212"/>
+            <w:tcW w:type="dxa" w:w="2272"/>
           </w:tcPr>
           <w:p>
             <w:pPr>
@@ -5223,7 +5223,7 @@
       <w:tr>
         <w:tc>
           <w:tcPr>
-            <w:tcW w:type="dxa" w:w="929"/>
+            <w:tcW w:type="dxa" w:w="927"/>
           </w:tcPr>
           <w:p>
             <w:pPr>
@@ -5242,7 +5242,7 @@
         </w:tc>
         <w:tc>
           <w:tcPr>
-            <w:tcW w:type="dxa" w:w="1902"/>
+            <w:tcW w:type="dxa" w:w="1895"/>
           </w:tcPr>
           <w:p>
             <w:pPr>
@@ -5261,7 +5261,7 @@
         </w:tc>
         <w:tc>
           <w:tcPr>
-            <w:tcW w:type="dxa" w:w="4595"/>
+            <w:tcW w:type="dxa" w:w="4544"/>
           </w:tcPr>
           <w:p>
             <w:pPr>
@@ -5280,7 +5280,7 @@
         </w:tc>
         <w:tc>
           <w:tcPr>
-            <w:tcW w:type="dxa" w:w="2212"/>
+            <w:tcW w:type="dxa" w:w="2272"/>
           </w:tcPr>
           <w:p>
             <w:pPr>
@@ -5301,7 +5301,7 @@
       <w:tr>
         <w:tc>
           <w:tcPr>
-            <w:tcW w:type="dxa" w:w="929"/>
+            <w:tcW w:type="dxa" w:w="927"/>
           </w:tcPr>
           <w:p>
             <w:pPr>
@@ -5320,7 +5320,7 @@
         </w:tc>
         <w:tc>
           <w:tcPr>
-            <w:tcW w:type="dxa" w:w="1902"/>
+            <w:tcW w:type="dxa" w:w="1895"/>
           </w:tcPr>
           <w:p>
             <w:pPr>
@@ -5339,7 +5339,7 @@
         </w:tc>
         <w:tc>
           <w:tcPr>
-            <w:tcW w:type="dxa" w:w="4595"/>
+            <w:tcW w:type="dxa" w:w="4544"/>
           </w:tcPr>
           <w:p>
             <w:pPr>
@@ -5358,7 +5358,7 @@
         </w:tc>
         <w:tc>
           <w:tcPr>
-            <w:tcW w:type="dxa" w:w="2212"/>
+            <w:tcW w:type="dxa" w:w="2272"/>
           </w:tcPr>
           <w:p>
             <w:pPr>
@@ -5371,7 +5371,7 @@
                 <w:b w:val="0"/>
                 <w:sz w:val="17"/>
               </w:rPr>
-              <w:t>0.06 kWh/GB는 2015년 값이다. VM을 실제 전력(2~4코어)으로 두면 손익분기가 VM당 1 GB 안팎으로 줄어 부호가 바뀔 수 있다(추정)</w:t>
+              <w:t>0.06 kWh/GB는 2015년 값이다. VM을 실제 전력(2~4코어)으로 두면 손익분기가 VM당 1 GB 안팎으로 줄어 부호가 바뀔 수 있다(추정). 목적식에 이동 비용이 없다(4.3)</w:t>
             </w:r>
           </w:p>
         </w:tc>
@@ -5379,7 +5379,7 @@
       <w:tr>
         <w:tc>
           <w:tcPr>
-            <w:tcW w:type="dxa" w:w="929"/>
+            <w:tcW w:type="dxa" w:w="927"/>
           </w:tcPr>
           <w:p>
             <w:pPr>
@@ -5398,7 +5398,7 @@
         </w:tc>
         <w:tc>
           <w:tcPr>
-            <w:tcW w:type="dxa" w:w="1902"/>
+            <w:tcW w:type="dxa" w:w="1895"/>
           </w:tcPr>
           <w:p>
             <w:pPr>
@@ -5417,7 +5417,7 @@
         </w:tc>
         <w:tc>
           <w:tcPr>
-            <w:tcW w:type="dxa" w:w="4595"/>
+            <w:tcW w:type="dxa" w:w="4544"/>
           </w:tcPr>
           <w:p>
             <w:pPr>
@@ -5436,7 +5436,7 @@
         </w:tc>
         <w:tc>
           <w:tcPr>
-            <w:tcW w:type="dxa" w:w="2212"/>
+            <w:tcW w:type="dxa" w:w="2272"/>
           </w:tcPr>
           <w:p>
             <w:pPr>
@@ -5457,7 +5457,7 @@
       <w:tr>
         <w:tc>
           <w:tcPr>
-            <w:tcW w:type="dxa" w:w="929"/>
+            <w:tcW w:type="dxa" w:w="927"/>
           </w:tcPr>
           <w:p>
             <w:pPr>
@@ -5476,7 +5476,7 @@
         </w:tc>
         <w:tc>
           <w:tcPr>
-            <w:tcW w:type="dxa" w:w="1902"/>
+            <w:tcW w:type="dxa" w:w="1895"/>
           </w:tcPr>
           <w:p>
             <w:pPr>
@@ -5495,7 +5495,7 @@
         </w:tc>
         <w:tc>
           <w:tcPr>
-            <w:tcW w:type="dxa" w:w="4595"/>
+            <w:tcW w:type="dxa" w:w="4544"/>
           </w:tcPr>
           <w:p>
             <w:pPr>
@@ -5514,7 +5514,7 @@
         </w:tc>
         <w:tc>
           <w:tcPr>
-            <w:tcW w:type="dxa" w:w="2212"/>
+            <w:tcW w:type="dxa" w:w="2272"/>
           </w:tcPr>
           <w:p>
             <w:pPr>
@@ -5569,7 +5569,7 @@
       <w:tr>
         <w:tc>
           <w:tcPr>
-            <w:tcW w:type="dxa" w:w="1121"/>
+            <w:tcW w:type="dxa" w:w="1128"/>
           </w:tcPr>
           <w:p>
             <w:pPr>
@@ -5588,7 +5588,7 @@
         </w:tc>
         <w:tc>
           <w:tcPr>
-            <w:tcW w:type="dxa" w:w="2582"/>
+            <w:tcW w:type="dxa" w:w="2606"/>
           </w:tcPr>
           <w:p>
             <w:pPr>
@@ -5607,7 +5607,7 @@
         </w:tc>
         <w:tc>
           <w:tcPr>
-            <w:tcW w:type="dxa" w:w="3701"/>
+            <w:tcW w:type="dxa" w:w="3791"/>
           </w:tcPr>
           <w:p>
             <w:pPr>
@@ -5626,7 +5626,7 @@
         </w:tc>
         <w:tc>
           <w:tcPr>
-            <w:tcW w:type="dxa" w:w="2233"/>
+            <w:tcW w:type="dxa" w:w="2113"/>
           </w:tcPr>
           <w:p>
             <w:pPr>
@@ -5647,7 +5647,7 @@
       <w:tr>
         <w:tc>
           <w:tcPr>
-            <w:tcW w:type="dxa" w:w="1121"/>
+            <w:tcW w:type="dxa" w:w="1128"/>
           </w:tcPr>
           <w:p>
             <w:pPr>
@@ -5666,7 +5666,7 @@
         </w:tc>
         <w:tc>
           <w:tcPr>
-            <w:tcW w:type="dxa" w:w="2582"/>
+            <w:tcW w:type="dxa" w:w="2606"/>
           </w:tcPr>
           <w:p>
             <w:pPr>
@@ -5685,7 +5685,7 @@
         </w:tc>
         <w:tc>
           <w:tcPr>
-            <w:tcW w:type="dxa" w:w="3701"/>
+            <w:tcW w:type="dxa" w:w="3791"/>
           </w:tcPr>
           <w:p>
             <w:pPr>
@@ -5704,7 +5704,7 @@
         </w:tc>
         <w:tc>
           <w:tcPr>
-            <w:tcW w:type="dxa" w:w="2233"/>
+            <w:tcW w:type="dxa" w:w="2113"/>
           </w:tcPr>
           <w:p>
             <w:pPr>
@@ -5725,7 +5725,7 @@
       <w:tr>
         <w:tc>
           <w:tcPr>
-            <w:tcW w:type="dxa" w:w="1121"/>
+            <w:tcW w:type="dxa" w:w="1128"/>
           </w:tcPr>
           <w:p>
             <w:pPr>
@@ -5744,7 +5744,7 @@
         </w:tc>
         <w:tc>
           <w:tcPr>
-            <w:tcW w:type="dxa" w:w="2582"/>
+            <w:tcW w:type="dxa" w:w="2606"/>
           </w:tcPr>
           <w:p>
             <w:pPr>
@@ -5763,7 +5763,7 @@
         </w:tc>
         <w:tc>
           <w:tcPr>
-            <w:tcW w:type="dxa" w:w="3701"/>
+            <w:tcW w:type="dxa" w:w="3791"/>
           </w:tcPr>
           <w:p>
             <w:pPr>
@@ -5782,7 +5782,7 @@
         </w:tc>
         <w:tc>
           <w:tcPr>
-            <w:tcW w:type="dxa" w:w="2233"/>
+            <w:tcW w:type="dxa" w:w="2113"/>
           </w:tcPr>
           <w:p>
             <w:pPr>
@@ -5803,7 +5803,7 @@
       <w:tr>
         <w:tc>
           <w:tcPr>
-            <w:tcW w:type="dxa" w:w="1121"/>
+            <w:tcW w:type="dxa" w:w="1128"/>
           </w:tcPr>
           <w:p>
             <w:pPr>
@@ -5822,7 +5822,7 @@
         </w:tc>
         <w:tc>
           <w:tcPr>
-            <w:tcW w:type="dxa" w:w="2582"/>
+            <w:tcW w:type="dxa" w:w="2606"/>
           </w:tcPr>
           <w:p>
             <w:pPr>
@@ -5841,7 +5841,7 @@
         </w:tc>
         <w:tc>
           <w:tcPr>
-            <w:tcW w:type="dxa" w:w="3701"/>
+            <w:tcW w:type="dxa" w:w="3791"/>
           </w:tcPr>
           <w:p>
             <w:pPr>
@@ -5860,7 +5860,7 @@
         </w:tc>
         <w:tc>
           <w:tcPr>
-            <w:tcW w:type="dxa" w:w="2233"/>
+            <w:tcW w:type="dxa" w:w="2113"/>
           </w:tcPr>
           <w:p>
             <w:pPr>
@@ -5881,7 +5881,7 @@
       <w:tr>
         <w:tc>
           <w:tcPr>
-            <w:tcW w:type="dxa" w:w="1121"/>
+            <w:tcW w:type="dxa" w:w="1128"/>
           </w:tcPr>
           <w:p>
             <w:pPr>
@@ -5900,7 +5900,7 @@
         </w:tc>
         <w:tc>
           <w:tcPr>
-            <w:tcW w:type="dxa" w:w="2582"/>
+            <w:tcW w:type="dxa" w:w="2606"/>
           </w:tcPr>
           <w:p>
             <w:pPr>
@@ -5919,7 +5919,7 @@
         </w:tc>
         <w:tc>
           <w:tcPr>
-            <w:tcW w:type="dxa" w:w="3701"/>
+            <w:tcW w:type="dxa" w:w="3791"/>
           </w:tcPr>
           <w:p>
             <w:pPr>
@@ -5932,13 +5932,13 @@
                 <w:b w:val="0"/>
                 <w:sz w:val="17"/>
               </w:rPr>
-              <w:t>최대 동시 실행 합(46/136, 153/344)은 4.4로, 12월 31일 채움은 4.1로 옮겼다</w:t>
-            </w:r>
-          </w:p>
-        </w:tc>
-        <w:tc>
-          <w:tcPr>
-            <w:tcW w:type="dxa" w:w="2233"/>
+              <w:t>최대 동시 실행 합(46/136, 160/344)은 4.4로, 12월 31일 채움은 4.1로 옮겼다</w:t>
+            </w:r>
+          </w:p>
+        </w:tc>
+        <w:tc>
+          <w:tcPr>
+            <w:tcW w:type="dxa" w:w="2113"/>
           </w:tcPr>
           <w:p>
             <w:pPr>
@@ -5951,7 +5951,7 @@
                 <w:b w:val="0"/>
                 <w:sz w:val="17"/>
               </w:rPr>
-              <w:t>5장 한계의 무릎점 좌표 문장과 [30] 소개는 5장에만 있다</w:t>
+              <w:t>—</w:t>
             </w:r>
           </w:p>
         </w:tc>
@@ -5959,7 +5959,7 @@
       <w:tr>
         <w:tc>
           <w:tcPr>
-            <w:tcW w:type="dxa" w:w="1121"/>
+            <w:tcW w:type="dxa" w:w="1128"/>
           </w:tcPr>
           <w:p>
             <w:pPr>
@@ -5978,7 +5978,7 @@
         </w:tc>
         <w:tc>
           <w:tcPr>
-            <w:tcW w:type="dxa" w:w="2582"/>
+            <w:tcW w:type="dxa" w:w="2606"/>
           </w:tcPr>
           <w:p>
             <w:pPr>
@@ -5997,7 +5997,7 @@
         </w:tc>
         <w:tc>
           <w:tcPr>
-            <w:tcW w:type="dxa" w:w="3701"/>
+            <w:tcW w:type="dxa" w:w="3791"/>
           </w:tcPr>
           <w:p>
             <w:pPr>
@@ -6016,7 +6016,7 @@
         </w:tc>
         <w:tc>
           <w:tcPr>
-            <w:tcW w:type="dxa" w:w="2233"/>
+            <w:tcW w:type="dxa" w:w="2113"/>
           </w:tcPr>
           <w:p>
             <w:pPr>
@@ -6037,7 +6037,7 @@
       <w:tr>
         <w:tc>
           <w:tcPr>
-            <w:tcW w:type="dxa" w:w="1121"/>
+            <w:tcW w:type="dxa" w:w="1128"/>
           </w:tcPr>
           <w:p>
             <w:pPr>
@@ -6056,7 +6056,7 @@
         </w:tc>
         <w:tc>
           <w:tcPr>
-            <w:tcW w:type="dxa" w:w="2582"/>
+            <w:tcW w:type="dxa" w:w="2606"/>
           </w:tcPr>
           <w:p>
             <w:pPr>
@@ -6075,7 +6075,7 @@
         </w:tc>
         <w:tc>
           <w:tcPr>
-            <w:tcW w:type="dxa" w:w="3701"/>
+            <w:tcW w:type="dxa" w:w="3791"/>
           </w:tcPr>
           <w:p>
             <w:pPr>
@@ -6094,7 +6094,7 @@
         </w:tc>
         <w:tc>
           <w:tcPr>
-            <w:tcW w:type="dxa" w:w="2233"/>
+            <w:tcW w:type="dxa" w:w="2113"/>
           </w:tcPr>
           <w:p>
             <w:pPr>
@@ -6115,7 +6115,7 @@
       <w:tr>
         <w:tc>
           <w:tcPr>
-            <w:tcW w:type="dxa" w:w="1121"/>
+            <w:tcW w:type="dxa" w:w="1128"/>
           </w:tcPr>
           <w:p>
             <w:pPr>
@@ -6134,7 +6134,7 @@
         </w:tc>
         <w:tc>
           <w:tcPr>
-            <w:tcW w:type="dxa" w:w="2582"/>
+            <w:tcW w:type="dxa" w:w="2606"/>
           </w:tcPr>
           <w:p>
             <w:pPr>
@@ -6153,7 +6153,7 @@
         </w:tc>
         <w:tc>
           <w:tcPr>
-            <w:tcW w:type="dxa" w:w="3701"/>
+            <w:tcW w:type="dxa" w:w="3791"/>
           </w:tcPr>
           <w:p>
             <w:pPr>
@@ -6172,7 +6172,7 @@
         </w:tc>
         <w:tc>
           <w:tcPr>
-            <w:tcW w:type="dxa" w:w="2233"/>
+            <w:tcW w:type="dxa" w:w="2113"/>
           </w:tcPr>
           <w:p>
             <w:pPr>
@@ -6193,7 +6193,7 @@
       <w:tr>
         <w:tc>
           <w:tcPr>
-            <w:tcW w:type="dxa" w:w="1121"/>
+            <w:tcW w:type="dxa" w:w="1128"/>
           </w:tcPr>
           <w:p>
             <w:pPr>
@@ -6212,7 +6212,7 @@
         </w:tc>
         <w:tc>
           <w:tcPr>
-            <w:tcW w:type="dxa" w:w="2582"/>
+            <w:tcW w:type="dxa" w:w="2606"/>
           </w:tcPr>
           <w:p>
             <w:pPr>
@@ -6231,7 +6231,7 @@
         </w:tc>
         <w:tc>
           <w:tcPr>
-            <w:tcW w:type="dxa" w:w="3701"/>
+            <w:tcW w:type="dxa" w:w="3791"/>
           </w:tcPr>
           <w:p>
             <w:pPr>
@@ -6250,7 +6250,7 @@
         </w:tc>
         <w:tc>
           <w:tcPr>
-            <w:tcW w:type="dxa" w:w="2233"/>
+            <w:tcW w:type="dxa" w:w="2113"/>
           </w:tcPr>
           <w:p>
             <w:pPr>
@@ -6271,7 +6271,7 @@
       <w:tr>
         <w:tc>
           <w:tcPr>
-            <w:tcW w:type="dxa" w:w="1121"/>
+            <w:tcW w:type="dxa" w:w="1128"/>
           </w:tcPr>
           <w:p>
             <w:pPr>
@@ -6290,7 +6290,7 @@
         </w:tc>
         <w:tc>
           <w:tcPr>
-            <w:tcW w:type="dxa" w:w="2582"/>
+            <w:tcW w:type="dxa" w:w="2606"/>
           </w:tcPr>
           <w:p>
             <w:pPr>
@@ -6309,7 +6309,7 @@
         </w:tc>
         <w:tc>
           <w:tcPr>
-            <w:tcW w:type="dxa" w:w="3701"/>
+            <w:tcW w:type="dxa" w:w="3791"/>
           </w:tcPr>
           <w:p>
             <w:pPr>
@@ -6328,7 +6328,7 @@
         </w:tc>
         <w:tc>
           <w:tcPr>
-            <w:tcW w:type="dxa" w:w="2233"/>
+            <w:tcW w:type="dxa" w:w="2113"/>
           </w:tcPr>
           <w:p>
             <w:pPr>
@@ -6349,7 +6349,7 @@
       <w:tr>
         <w:tc>
           <w:tcPr>
-            <w:tcW w:type="dxa" w:w="1121"/>
+            <w:tcW w:type="dxa" w:w="1128"/>
           </w:tcPr>
           <w:p>
             <w:pPr>
@@ -6368,7 +6368,7 @@
         </w:tc>
         <w:tc>
           <w:tcPr>
-            <w:tcW w:type="dxa" w:w="2582"/>
+            <w:tcW w:type="dxa" w:w="2606"/>
           </w:tcPr>
           <w:p>
             <w:pPr>
@@ -6387,7 +6387,7 @@
         </w:tc>
         <w:tc>
           <w:tcPr>
-            <w:tcW w:type="dxa" w:w="3701"/>
+            <w:tcW w:type="dxa" w:w="3791"/>
           </w:tcPr>
           <w:p>
             <w:pPr>
@@ -6406,7 +6406,7 @@
         </w:tc>
         <w:tc>
           <w:tcPr>
-            <w:tcW w:type="dxa" w:w="2233"/>
+            <w:tcW w:type="dxa" w:w="2113"/>
           </w:tcPr>
           <w:p>
             <w:pPr>
@@ -6419,7 +6419,7 @@
                 <w:b w:val="0"/>
                 <w:sz w:val="17"/>
               </w:rPr>
-              <w:t>"골"(정의를 붙여 씀), "몫", "같은 자" 같은 말이 아직 남는다</w:t>
+              <w:t>"골"(정의를 붙여 씀), "몫", "비교의 자" 같은 말이 아직 남는다</w:t>
             </w:r>
           </w:p>
         </w:tc>
@@ -6427,7 +6427,7 @@
       <w:tr>
         <w:tc>
           <w:tcPr>
-            <w:tcW w:type="dxa" w:w="1121"/>
+            <w:tcW w:type="dxa" w:w="1128"/>
           </w:tcPr>
           <w:p>
             <w:pPr>
@@ -6446,7 +6446,7 @@
         </w:tc>
         <w:tc>
           <w:tcPr>
-            <w:tcW w:type="dxa" w:w="2582"/>
+            <w:tcW w:type="dxa" w:w="2606"/>
           </w:tcPr>
           <w:p>
             <w:pPr>
@@ -6465,7 +6465,7 @@
         </w:tc>
         <w:tc>
           <w:tcPr>
-            <w:tcW w:type="dxa" w:w="3701"/>
+            <w:tcW w:type="dxa" w:w="3791"/>
           </w:tcPr>
           <w:p>
             <w:pPr>
@@ -6478,13 +6478,13 @@
                 <w:b w:val="0"/>
                 <w:sz w:val="17"/>
               </w:rPr>
-              <w:t>접근일 형식을 통일했다. Flex는 SoCC 2026 게재 예정, Zanotto는 FGCS 정식본, Hall은 IEEE TPWRS 조기 공개판으로 바꾸었다</w:t>
-            </w:r>
-          </w:p>
-        </w:tc>
-        <w:tc>
-          <w:tcPr>
-            <w:tcW w:type="dxa" w:w="2233"/>
+              <w:t>접근일 형식을 통일했다. Flex는 SoCC 2026 게재 예정, Zanotto는 FGCS 게재 확정판(in press), Hall은 IEEE TPWRS 조기 공개판으로 바꾸었다</w:t>
+            </w:r>
+          </w:p>
+        </w:tc>
+        <w:tc>
+          <w:tcPr>
+            <w:tcW w:type="dxa" w:w="2113"/>
           </w:tcPr>
           <w:p>
             <w:pPr>
@@ -6505,7 +6505,7 @@
       <w:tr>
         <w:tc>
           <w:tcPr>
-            <w:tcW w:type="dxa" w:w="1121"/>
+            <w:tcW w:type="dxa" w:w="1128"/>
           </w:tcPr>
           <w:p>
             <w:pPr>
@@ -6524,7 +6524,7 @@
         </w:tc>
         <w:tc>
           <w:tcPr>
-            <w:tcW w:type="dxa" w:w="2582"/>
+            <w:tcW w:type="dxa" w:w="2606"/>
           </w:tcPr>
           <w:p>
             <w:pPr>
@@ -6543,7 +6543,7 @@
         </w:tc>
         <w:tc>
           <w:tcPr>
-            <w:tcW w:type="dxa" w:w="3701"/>
+            <w:tcW w:type="dxa" w:w="3791"/>
           </w:tcPr>
           <w:p>
             <w:pPr>
@@ -6562,7 +6562,7 @@
         </w:tc>
         <w:tc>
           <w:tcPr>
-            <w:tcW w:type="dxa" w:w="2233"/>
+            <w:tcW w:type="dxa" w:w="2113"/>
           </w:tcPr>
           <w:p>
             <w:pPr>
